--- a/downloads/documents/04 Units/Unit 01 - Nutrition and Wellness - Kitchen Skills and Smart Eating/Calendar 01.docx
+++ b/downloads/documents/04 Units/Unit 01 - Nutrition and Wellness - Kitchen Skills and Smart Eating/Calendar 01.docx
@@ -502,7 +502,7 @@
               <w:t xml:space="preserve">Day 23: 1.13 Lab 2, Day 1</w:t>
             </w:r>
             <w:r>
-              <w:t xml:space="preserve">CHECK: Assessment 01.3 Label Reading Quiz at the start; then LAB prep: nacho role cards and flowchart; build the pans; read the chip and cheese labels</w:t>
+              <w:t xml:space="preserve">CHECK: Assessment 01.3 Label Reading Quiz at the start (the ticket into the lab); then LAB prep: nacho role cards and flowchart; the Nacho Label Math on the chip, cheese, bean, and corn labels</w:t>
             </w:r>
           </w:p>
         </w:tc>
